--- a/courses/4/is-implementation/reports/kit/sklad-plus-kit/templates/Памятка_пользователя.docx
+++ b/courses/4/is-implementation/reports/kit/sklad-plus-kit/templates/Памятка_пользователя.docx
@@ -5,13 +5,32 @@
     <w:p>
       <w:pPr>
         <w:pStyle w:val="Heading1"/>
+        <w:keepNext/>
+        <w:keepLines/>
+        <w:spacing w:line="240" w:lineRule="auto" w:before="240" w:after="0"/>
+        <w:ind w:firstLine="0" w:left="0"/>
+        <w:jc w:val="both"/>
       </w:pPr>
       <w:r>
+        <w:rPr>
+          <w:rFonts w:ascii="Times New Roman" w:hAnsi="Times New Roman" w:eastAsia="Times New Roman" w:cs="Times New Roman"/>
+          <w:b w:val="0"/>
+          <w:sz w:val="28"/>
+        </w:rPr>
         <w:t>Памятка пользователя</w:t>
       </w:r>
     </w:p>
     <w:p>
+      <w:pPr>
+        <w:spacing w:line="360" w:lineRule="auto" w:before="0" w:after="0"/>
+        <w:ind w:firstLine="709"/>
+        <w:jc w:val="both"/>
+      </w:pPr>
       <w:r>
+        <w:rPr>
+          <w:rFonts w:ascii="Times New Roman" w:hAnsi="Times New Roman" w:eastAsia="Times New Roman" w:cs="Times New Roman"/>
+          <w:sz w:val="28"/>
+        </w:rPr>
         <w:t>Опишите одну операцию по шагам. В каждом шаге должно быть действие и видимый результат.</w:t>
       </w:r>
     </w:p>
@@ -19,6 +38,7 @@
       <w:tblPr>
         <w:tblStyle w:val="TableGrid"/>
         <w:tblW w:type="auto" w:w="0"/>
+        <w:tblLayout w:type="autofit"/>
         <w:tblLook w:firstColumn="1" w:firstRow="1" w:lastColumn="0" w:lastRow="0" w:noHBand="0" w:noVBand="1" w:val="04A0"/>
       </w:tblPr>
       <w:tblGrid>
@@ -33,7 +53,17 @@
             <w:tcW w:type="dxa" w:w="2160"/>
           </w:tcPr>
           <w:p>
+            <w:pPr>
+              <w:spacing w:line="360" w:lineRule="auto" w:before="0" w:after="0"/>
+              <w:ind w:firstLine="0"/>
+              <w:jc w:val="center"/>
+            </w:pPr>
             <w:r>
+              <w:rPr>
+                <w:rFonts w:ascii="Times New Roman" w:hAnsi="Times New Roman" w:eastAsia="Times New Roman" w:cs="Times New Roman"/>
+                <w:b/>
+                <w:sz w:val="22"/>
+              </w:rPr>
               <w:t>Шаг</w:t>
             </w:r>
           </w:p>
@@ -43,7 +73,17 @@
             <w:tcW w:type="dxa" w:w="2160"/>
           </w:tcPr>
           <w:p>
+            <w:pPr>
+              <w:spacing w:line="360" w:lineRule="auto" w:before="0" w:after="0"/>
+              <w:ind w:firstLine="0"/>
+              <w:jc w:val="center"/>
+            </w:pPr>
             <w:r>
+              <w:rPr>
+                <w:rFonts w:ascii="Times New Roman" w:hAnsi="Times New Roman" w:eastAsia="Times New Roman" w:cs="Times New Roman"/>
+                <w:b/>
+                <w:sz w:val="22"/>
+              </w:rPr>
               <w:t>Действие</w:t>
             </w:r>
           </w:p>
@@ -53,7 +93,17 @@
             <w:tcW w:type="dxa" w:w="2160"/>
           </w:tcPr>
           <w:p>
+            <w:pPr>
+              <w:spacing w:line="360" w:lineRule="auto" w:before="0" w:after="0"/>
+              <w:ind w:firstLine="0"/>
+              <w:jc w:val="center"/>
+            </w:pPr>
             <w:r>
+              <w:rPr>
+                <w:rFonts w:ascii="Times New Roman" w:hAnsi="Times New Roman" w:eastAsia="Times New Roman" w:cs="Times New Roman"/>
+                <w:b/>
+                <w:sz w:val="22"/>
+              </w:rPr>
               <w:t>Результат</w:t>
             </w:r>
           </w:p>
@@ -63,7 +113,17 @@
             <w:tcW w:type="dxa" w:w="2160"/>
           </w:tcPr>
           <w:p>
+            <w:pPr>
+              <w:spacing w:line="360" w:lineRule="auto" w:before="0" w:after="0"/>
+              <w:ind w:firstLine="0"/>
+              <w:jc w:val="center"/>
+            </w:pPr>
             <w:r>
+              <w:rPr>
+                <w:rFonts w:ascii="Times New Roman" w:hAnsi="Times New Roman" w:eastAsia="Times New Roman" w:cs="Times New Roman"/>
+                <w:b/>
+                <w:sz w:val="22"/>
+              </w:rPr>
               <w:t>Типичная ошибка</w:t>
             </w:r>
           </w:p>
@@ -74,25 +134,49 @@
           <w:tcPr>
             <w:tcW w:type="dxa" w:w="2160"/>
           </w:tcPr>
-          <w:p/>
+          <w:p>
+            <w:pPr>
+              <w:spacing w:line="360" w:lineRule="auto" w:before="0" w:after="0"/>
+              <w:ind w:firstLine="0"/>
+              <w:jc w:val="both"/>
+            </w:pPr>
+          </w:p>
         </w:tc>
         <w:tc>
           <w:tcPr>
             <w:tcW w:type="dxa" w:w="2160"/>
           </w:tcPr>
-          <w:p/>
+          <w:p>
+            <w:pPr>
+              <w:spacing w:line="360" w:lineRule="auto" w:before="0" w:after="0"/>
+              <w:ind w:firstLine="0"/>
+              <w:jc w:val="both"/>
+            </w:pPr>
+          </w:p>
         </w:tc>
         <w:tc>
           <w:tcPr>
             <w:tcW w:type="dxa" w:w="2160"/>
           </w:tcPr>
-          <w:p/>
+          <w:p>
+            <w:pPr>
+              <w:spacing w:line="360" w:lineRule="auto" w:before="0" w:after="0"/>
+              <w:ind w:firstLine="0"/>
+              <w:jc w:val="both"/>
+            </w:pPr>
+          </w:p>
         </w:tc>
         <w:tc>
           <w:tcPr>
             <w:tcW w:type="dxa" w:w="2160"/>
           </w:tcPr>
-          <w:p/>
+          <w:p>
+            <w:pPr>
+              <w:spacing w:line="360" w:lineRule="auto" w:before="0" w:after="0"/>
+              <w:ind w:firstLine="0"/>
+              <w:jc w:val="both"/>
+            </w:pPr>
+          </w:p>
         </w:tc>
       </w:tr>
       <w:tr>
@@ -100,25 +184,49 @@
           <w:tcPr>
             <w:tcW w:type="dxa" w:w="2160"/>
           </w:tcPr>
-          <w:p/>
+          <w:p>
+            <w:pPr>
+              <w:spacing w:line="360" w:lineRule="auto" w:before="0" w:after="0"/>
+              <w:ind w:firstLine="0"/>
+              <w:jc w:val="both"/>
+            </w:pPr>
+          </w:p>
         </w:tc>
         <w:tc>
           <w:tcPr>
             <w:tcW w:type="dxa" w:w="2160"/>
           </w:tcPr>
-          <w:p/>
+          <w:p>
+            <w:pPr>
+              <w:spacing w:line="360" w:lineRule="auto" w:before="0" w:after="0"/>
+              <w:ind w:firstLine="0"/>
+              <w:jc w:val="both"/>
+            </w:pPr>
+          </w:p>
         </w:tc>
         <w:tc>
           <w:tcPr>
             <w:tcW w:type="dxa" w:w="2160"/>
           </w:tcPr>
-          <w:p/>
+          <w:p>
+            <w:pPr>
+              <w:spacing w:line="360" w:lineRule="auto" w:before="0" w:after="0"/>
+              <w:ind w:firstLine="0"/>
+              <w:jc w:val="both"/>
+            </w:pPr>
+          </w:p>
         </w:tc>
         <w:tc>
           <w:tcPr>
             <w:tcW w:type="dxa" w:w="2160"/>
           </w:tcPr>
-          <w:p/>
+          <w:p>
+            <w:pPr>
+              <w:spacing w:line="360" w:lineRule="auto" w:before="0" w:after="0"/>
+              <w:ind w:firstLine="0"/>
+              <w:jc w:val="both"/>
+            </w:pPr>
+          </w:p>
         </w:tc>
       </w:tr>
       <w:tr>
@@ -126,25 +234,49 @@
           <w:tcPr>
             <w:tcW w:type="dxa" w:w="2160"/>
           </w:tcPr>
-          <w:p/>
+          <w:p>
+            <w:pPr>
+              <w:spacing w:line="360" w:lineRule="auto" w:before="0" w:after="0"/>
+              <w:ind w:firstLine="0"/>
+              <w:jc w:val="both"/>
+            </w:pPr>
+          </w:p>
         </w:tc>
         <w:tc>
           <w:tcPr>
             <w:tcW w:type="dxa" w:w="2160"/>
           </w:tcPr>
-          <w:p/>
+          <w:p>
+            <w:pPr>
+              <w:spacing w:line="360" w:lineRule="auto" w:before="0" w:after="0"/>
+              <w:ind w:firstLine="0"/>
+              <w:jc w:val="both"/>
+            </w:pPr>
+          </w:p>
         </w:tc>
         <w:tc>
           <w:tcPr>
             <w:tcW w:type="dxa" w:w="2160"/>
           </w:tcPr>
-          <w:p/>
+          <w:p>
+            <w:pPr>
+              <w:spacing w:line="360" w:lineRule="auto" w:before="0" w:after="0"/>
+              <w:ind w:firstLine="0"/>
+              <w:jc w:val="both"/>
+            </w:pPr>
+          </w:p>
         </w:tc>
         <w:tc>
           <w:tcPr>
             <w:tcW w:type="dxa" w:w="2160"/>
           </w:tcPr>
-          <w:p/>
+          <w:p>
+            <w:pPr>
+              <w:spacing w:line="360" w:lineRule="auto" w:before="0" w:after="0"/>
+              <w:ind w:firstLine="0"/>
+              <w:jc w:val="both"/>
+            </w:pPr>
+          </w:p>
         </w:tc>
       </w:tr>
       <w:tr>
@@ -152,25 +284,49 @@
           <w:tcPr>
             <w:tcW w:type="dxa" w:w="2160"/>
           </w:tcPr>
-          <w:p/>
+          <w:p>
+            <w:pPr>
+              <w:spacing w:line="360" w:lineRule="auto" w:before="0" w:after="0"/>
+              <w:ind w:firstLine="0"/>
+              <w:jc w:val="both"/>
+            </w:pPr>
+          </w:p>
         </w:tc>
         <w:tc>
           <w:tcPr>
             <w:tcW w:type="dxa" w:w="2160"/>
           </w:tcPr>
-          <w:p/>
+          <w:p>
+            <w:pPr>
+              <w:spacing w:line="360" w:lineRule="auto" w:before="0" w:after="0"/>
+              <w:ind w:firstLine="0"/>
+              <w:jc w:val="both"/>
+            </w:pPr>
+          </w:p>
         </w:tc>
         <w:tc>
           <w:tcPr>
             <w:tcW w:type="dxa" w:w="2160"/>
           </w:tcPr>
-          <w:p/>
+          <w:p>
+            <w:pPr>
+              <w:spacing w:line="360" w:lineRule="auto" w:before="0" w:after="0"/>
+              <w:ind w:firstLine="0"/>
+              <w:jc w:val="both"/>
+            </w:pPr>
+          </w:p>
         </w:tc>
         <w:tc>
           <w:tcPr>
             <w:tcW w:type="dxa" w:w="2160"/>
           </w:tcPr>
-          <w:p/>
+          <w:p>
+            <w:pPr>
+              <w:spacing w:line="360" w:lineRule="auto" w:before="0" w:after="0"/>
+              <w:ind w:firstLine="0"/>
+              <w:jc w:val="both"/>
+            </w:pPr>
+          </w:p>
         </w:tc>
       </w:tr>
       <w:tr>
@@ -178,31 +334,55 @@
           <w:tcPr>
             <w:tcW w:type="dxa" w:w="2160"/>
           </w:tcPr>
-          <w:p/>
+          <w:p>
+            <w:pPr>
+              <w:spacing w:line="360" w:lineRule="auto" w:before="0" w:after="0"/>
+              <w:ind w:firstLine="0"/>
+              <w:jc w:val="both"/>
+            </w:pPr>
+          </w:p>
         </w:tc>
         <w:tc>
           <w:tcPr>
             <w:tcW w:type="dxa" w:w="2160"/>
           </w:tcPr>
-          <w:p/>
+          <w:p>
+            <w:pPr>
+              <w:spacing w:line="360" w:lineRule="auto" w:before="0" w:after="0"/>
+              <w:ind w:firstLine="0"/>
+              <w:jc w:val="both"/>
+            </w:pPr>
+          </w:p>
         </w:tc>
         <w:tc>
           <w:tcPr>
             <w:tcW w:type="dxa" w:w="2160"/>
           </w:tcPr>
-          <w:p/>
+          <w:p>
+            <w:pPr>
+              <w:spacing w:line="360" w:lineRule="auto" w:before="0" w:after="0"/>
+              <w:ind w:firstLine="0"/>
+              <w:jc w:val="both"/>
+            </w:pPr>
+          </w:p>
         </w:tc>
         <w:tc>
           <w:tcPr>
             <w:tcW w:type="dxa" w:w="2160"/>
           </w:tcPr>
-          <w:p/>
+          <w:p>
+            <w:pPr>
+              <w:spacing w:line="360" w:lineRule="auto" w:before="0" w:after="0"/>
+              <w:ind w:firstLine="0"/>
+              <w:jc w:val="both"/>
+            </w:pPr>
+          </w:p>
         </w:tc>
       </w:tr>
     </w:tbl>
     <w:sectPr>
-      <w:pgSz w:w="12240" w:h="15840"/>
-      <w:pgMar w:top="1440" w:right="1800" w:bottom="1440" w:left="1800" w:header="720" w:footer="720" w:gutter="0"/>
+      <w:pgSz w:w="11906" w:h="16838"/>
+      <w:pgMar w:top="1134" w:right="850" w:bottom="1134" w:left="1701" w:header="720" w:footer="720" w:gutter="0"/>
       <w:cols w:space="720"/>
       <w:docGrid w:linePitch="360"/>
     </w:sectPr>
@@ -573,6 +753,15 @@
     <w:name w:val="Normal"/>
     <w:qFormat/>
     <w:rsid w:val="00FC693F"/>
+    <w:pPr>
+      <w:spacing w:line="360" w:lineRule="auto" w:before="0" w:after="0"/>
+      <w:ind w:firstLine="709"/>
+      <w:jc w:val="both"/>
+    </w:pPr>
+    <w:rPr>
+      <w:rFonts w:ascii="Times New Roman" w:hAnsi="Times New Roman" w:eastAsia="Times New Roman" w:cs="Times New Roman"/>
+      <w:sz w:val="28"/>
+    </w:rPr>
   </w:style>
   <w:style w:type="paragraph" w:styleId="Header">
     <w:name w:val="header"/>
@@ -629,12 +818,14 @@
     <w:pPr>
       <w:keepNext/>
       <w:keepLines/>
-      <w:spacing w:before="480" w:after="0"/>
+      <w:spacing w:before="240" w:after="0" w:line="240" w:lineRule="auto"/>
+      <w:ind w:firstLine="0" w:left="0"/>
+      <w:jc w:val="both"/>
       <w:outlineLvl w:val="0"/>
     </w:pPr>
     <w:rPr>
-      <w:rFonts w:asciiTheme="majorHAnsi" w:eastAsiaTheme="majorEastAsia" w:hAnsiTheme="majorHAnsi" w:cstheme="majorBidi"/>
-      <w:b/>
+      <w:rFonts w:asciiTheme="majorHAnsi" w:eastAsiaTheme="majorEastAsia" w:hAnsiTheme="majorHAnsi" w:cstheme="majorBidi" w:ascii="Times New Roman" w:hAnsi="Times New Roman" w:eastAsia="Times New Roman" w:cs="Times New Roman"/>
+      <w:b w:val="0"/>
       <w:bCs/>
       <w:color w:val="365F91" w:themeColor="accent1" w:themeShade="BF"/>
       <w:sz w:val="28"/>
@@ -653,15 +844,17 @@
     <w:pPr>
       <w:keepNext/>
       <w:keepLines/>
-      <w:spacing w:before="200" w:after="0"/>
+      <w:spacing w:before="40" w:after="0" w:line="240" w:lineRule="auto"/>
+      <w:ind w:firstLine="0" w:left="0"/>
+      <w:jc w:val="left"/>
       <w:outlineLvl w:val="1"/>
     </w:pPr>
     <w:rPr>
-      <w:rFonts w:asciiTheme="majorHAnsi" w:eastAsiaTheme="majorEastAsia" w:hAnsiTheme="majorHAnsi" w:cstheme="majorBidi"/>
+      <w:rFonts w:asciiTheme="majorHAnsi" w:eastAsiaTheme="majorEastAsia" w:hAnsiTheme="majorHAnsi" w:cstheme="majorBidi" w:ascii="Times New Roman" w:hAnsi="Times New Roman" w:eastAsia="Times New Roman" w:cs="Times New Roman"/>
       <w:b/>
       <w:bCs/>
       <w:color w:val="4F81BD" w:themeColor="accent1"/>
-      <w:sz w:val="26"/>
+      <w:sz w:val="28"/>
       <w:szCs w:val="26"/>
     </w:rPr>
   </w:style>
@@ -991,9 +1184,14 @@
     <w:qFormat/>
     <w:rsid w:val="00FC693F"/>
     <w:pPr>
-      <w:ind w:left="720"/>
+      <w:spacing w:line="360" w:lineRule="auto" w:before="0" w:after="0"/>
+      <w:ind w:left="709" w:firstLine="0"/>
       <w:contextualSpacing/>
     </w:pPr>
+    <w:rPr>
+      <w:rFonts w:ascii="Times New Roman" w:hAnsi="Times New Roman" w:eastAsia="Times New Roman" w:cs="Times New Roman"/>
+      <w:sz w:val="28"/>
+    </w:rPr>
   </w:style>
   <w:style w:type="paragraph" w:styleId="BodyText">
     <w:name w:val="Body Text"/>

--- a/courses/4/is-implementation/reports/kit/sklad-plus-kit/templates/Памятка_пользователя.docx
+++ b/courses/4/is-implementation/reports/kit/sklad-plus-kit/templates/Памятка_пользователя.docx
@@ -8,13 +8,14 @@
         <w:keepNext/>
         <w:keepLines/>
         <w:spacing w:line="240" w:lineRule="auto" w:before="240" w:after="0"/>
-        <w:ind w:firstLine="0" w:left="0"/>
+        <w:ind w:left="0" w:firstLine="0"/>
         <w:jc w:val="both"/>
       </w:pPr>
       <w:r>
         <w:rPr>
           <w:rFonts w:ascii="Times New Roman" w:hAnsi="Times New Roman" w:eastAsia="Times New Roman" w:cs="Times New Roman"/>
           <w:b w:val="0"/>
+          <w:color w:val="000000"/>
           <w:sz w:val="28"/>
         </w:rPr>
         <w:t>Памятка пользователя</w:t>
@@ -29,6 +30,7 @@
       <w:r>
         <w:rPr>
           <w:rFonts w:ascii="Times New Roman" w:hAnsi="Times New Roman" w:eastAsia="Times New Roman" w:cs="Times New Roman"/>
+          <w:color w:val="000000"/>
           <w:sz w:val="28"/>
         </w:rPr>
         <w:t>Опишите одну операцию по шагам. В каждом шаге должно быть действие и видимый результат.</w:t>
@@ -62,6 +64,7 @@
               <w:rPr>
                 <w:rFonts w:ascii="Times New Roman" w:hAnsi="Times New Roman" w:eastAsia="Times New Roman" w:cs="Times New Roman"/>
                 <w:b/>
+                <w:color w:val="000000"/>
                 <w:sz w:val="22"/>
               </w:rPr>
               <w:t>Шаг</w:t>
@@ -82,6 +85,7 @@
               <w:rPr>
                 <w:rFonts w:ascii="Times New Roman" w:hAnsi="Times New Roman" w:eastAsia="Times New Roman" w:cs="Times New Roman"/>
                 <w:b/>
+                <w:color w:val="000000"/>
                 <w:sz w:val="22"/>
               </w:rPr>
               <w:t>Действие</w:t>
@@ -102,6 +106,7 @@
               <w:rPr>
                 <w:rFonts w:ascii="Times New Roman" w:hAnsi="Times New Roman" w:eastAsia="Times New Roman" w:cs="Times New Roman"/>
                 <w:b/>
+                <w:color w:val="000000"/>
                 <w:sz w:val="22"/>
               </w:rPr>
               <w:t>Результат</w:t>
@@ -122,6 +127,7 @@
               <w:rPr>
                 <w:rFonts w:ascii="Times New Roman" w:hAnsi="Times New Roman" w:eastAsia="Times New Roman" w:cs="Times New Roman"/>
                 <w:b/>
+                <w:color w:val="000000"/>
                 <w:sz w:val="22"/>
               </w:rPr>
               <w:t>Типичная ошибка</w:t>
@@ -760,6 +766,7 @@
     </w:pPr>
     <w:rPr>
       <w:rFonts w:ascii="Times New Roman" w:hAnsi="Times New Roman" w:eastAsia="Times New Roman" w:cs="Times New Roman"/>
+      <w:color w:val="000000"/>
       <w:sz w:val="28"/>
     </w:rPr>
   </w:style>
@@ -819,7 +826,7 @@
       <w:keepNext/>
       <w:keepLines/>
       <w:spacing w:before="240" w:after="0" w:line="240" w:lineRule="auto"/>
-      <w:ind w:firstLine="0" w:left="0"/>
+      <w:ind w:left="0" w:firstLine="0"/>
       <w:jc w:val="both"/>
       <w:outlineLvl w:val="0"/>
     </w:pPr>
@@ -827,7 +834,7 @@
       <w:rFonts w:asciiTheme="majorHAnsi" w:eastAsiaTheme="majorEastAsia" w:hAnsiTheme="majorHAnsi" w:cstheme="majorBidi" w:ascii="Times New Roman" w:hAnsi="Times New Roman" w:eastAsia="Times New Roman" w:cs="Times New Roman"/>
       <w:b w:val="0"/>
       <w:bCs/>
-      <w:color w:val="365F91" w:themeColor="accent1" w:themeShade="BF"/>
+      <w:color w:val="000000"/>
       <w:sz w:val="28"/>
       <w:szCs w:val="28"/>
     </w:rPr>
@@ -845,7 +852,7 @@
       <w:keepNext/>
       <w:keepLines/>
       <w:spacing w:before="40" w:after="0" w:line="240" w:lineRule="auto"/>
-      <w:ind w:firstLine="0" w:left="0"/>
+      <w:ind w:left="0" w:firstLine="0"/>
       <w:jc w:val="left"/>
       <w:outlineLvl w:val="1"/>
     </w:pPr>
@@ -853,7 +860,7 @@
       <w:rFonts w:asciiTheme="majorHAnsi" w:eastAsiaTheme="majorEastAsia" w:hAnsiTheme="majorHAnsi" w:cstheme="majorBidi" w:ascii="Times New Roman" w:hAnsi="Times New Roman" w:eastAsia="Times New Roman" w:cs="Times New Roman"/>
       <w:b/>
       <w:bCs/>
-      <w:color w:val="4F81BD" w:themeColor="accent1"/>
+      <w:color w:val="000000"/>
       <w:sz w:val="28"/>
       <w:szCs w:val="26"/>
     </w:rPr>
@@ -1190,6 +1197,7 @@
     </w:pPr>
     <w:rPr>
       <w:rFonts w:ascii="Times New Roman" w:hAnsi="Times New Roman" w:eastAsia="Times New Roman" w:cs="Times New Roman"/>
+      <w:color w:val="000000"/>
       <w:sz w:val="28"/>
     </w:rPr>
   </w:style>
